--- a/policies/build/chapters_v2/PSQ/document/PSQ_Package_v2/PSQ2/SOP_PSQ2_quality_improvement_programme.docx
+++ b/policies/build/chapters_v2/PSQ/document/PSQ_Package_v2/PSQ2/SOP_PSQ2_quality_improvement_programme.docx
@@ -321,42 +321,27 @@
     </w:p>
     <w:p>
       <w:r>
-        <w:t xml:space="preserve">Quality Coordinator: </w:t>
-      </w:r>
-      <w:r>
-        <w:t>leads day-to-day work on this policy and owns the required records.</w:t>
+        <w:t xml:space="preserve">Quality Coordinator: leads day-to-day work on this policy and owns the required records.</w:t>
       </w:r>
     </w:p>
     <w:p>
       <w:r>
-        <w:t xml:space="preserve">Safety/Quality Committee: </w:t>
-      </w:r>
-      <w:r>
-        <w:t>reviews progress on this policy at least monthly and signs off the annual review.</w:t>
+        <w:t xml:space="preserve">Safety/Quality Committee: reviews progress on this policy at least monthly and signs off the annual review.</w:t>
       </w:r>
     </w:p>
     <w:p>
       <w:r>
-        <w:t xml:space="preserve">Department Heads: </w:t>
-      </w:r>
-      <w:r>
-        <w:t>carry out the parts of this policy that apply within their own department.</w:t>
+        <w:t xml:space="preserve">Department Heads: carry out the parts of this policy that apply within their own department.</w:t>
       </w:r>
     </w:p>
     <w:p>
       <w:r>
-        <w:t xml:space="preserve">Medical Superintendent / Governing Body: </w:t>
-      </w:r>
-      <w:r>
-        <w:t>provides resources and reviews outcomes reported to them.</w:t>
+        <w:t xml:space="preserve">Medical Superintendent / Governing Body: provides resources and reviews outcomes reported to them.</w:t>
       </w:r>
     </w:p>
     <w:p>
       <w:r>
-        <w:t xml:space="preserve">All staff in scope: </w:t>
-      </w:r>
-      <w:r>
-        <w:t>follow the steps below and raise any Stop-Work concern immediately, without waiting for permission.</w:t>
+        <w:t xml:space="preserve">All staff in scope: follow the steps below and raise any Stop-Work concern immediately, without waiting for permission.</w:t>
       </w:r>
     </w:p>
     <w:p>
@@ -619,6 +604,14 @@
     </w:p>
     <w:p>
       <w:pPr>
+        <w:pStyle w:val="ListParagraph"/>
+      </w:pPr>
+      <w:r>
+        <w:t>Note: this is an internationally used quality-improvement methodology cited for technique only. NABH does not mandate this specific methodology — the underlying requirement is set by NABH Accreditation Standards for Hospitals, 6th Edition, PSQ.2 itself, which any equivalent structured improvement method may be used to satisfy.</w:t>
+      </w:r>
+    </w:p>
+    <w:p>
+      <w:pPr>
         <w:pStyle w:val="Heading2"/>
       </w:pPr>
       <w:r>
@@ -673,6 +666,14 @@
           <w:t>Healthcare Quality Improvement Partnership. (2021). Clinical audit: A guide for NHS boards and partners.</w:t>
         </w:r>
       </w:hyperlink>
+    </w:p>
+    <w:p>
+      <w:pPr>
+        <w:pStyle w:val="ListParagraph"/>
+      </w:pPr>
+      <w:r>
+        <w:t>Note: this is an internationally used quality-improvement methodology cited for technique only. NABH does not mandate this specific methodology — the underlying requirement is set by NABH Accreditation Standards for Hospitals, 6th Edition, PSQ.2 itself, which any equivalent structured improvement method may be used to satisfy.</w:t>
+      </w:r>
     </w:p>
     <w:p>
       <w:pPr>
@@ -888,6 +889,14 @@
     </w:p>
     <w:p>
       <w:pPr>
+        <w:pStyle w:val="ListParagraph"/>
+      </w:pPr>
+      <w:r>
+        <w:t>Note: this is an internationally used quality-improvement methodology cited for technique only. NABH does not mandate this specific methodology — the underlying requirement is set by NABH Accreditation Standards for Hospitals, 6th Edition, PSQ.2 itself, which any equivalent structured improvement method may be used to satisfy.</w:t>
+      </w:r>
+    </w:p>
+    <w:p>
+      <w:pPr>
         <w:pStyle w:val="Heading2"/>
       </w:pPr>
       <w:r>
@@ -942,6 +951,14 @@
           <w:t>CASRAI. (n.d.). Donabedian model: Structure, process, outcome.</w:t>
         </w:r>
       </w:hyperlink>
+    </w:p>
+    <w:p>
+      <w:pPr>
+        <w:pStyle w:val="ListParagraph"/>
+      </w:pPr>
+      <w:r>
+        <w:t>Note: this is an internationally used quality-measurement model cited for framework only. NABH does not mandate this specific model — the underlying requirement is set by NABH Accreditation Standards for Hospitals, 6th Edition, PSQ.2 itself.</w:t>
+      </w:r>
     </w:p>
     <w:p>
       <w:pPr>

--- a/policies/build/chapters_v2/PSQ/document/PSQ_Package_v2/PSQ2/SOP_PSQ2_quality_improvement_programme.docx
+++ b/policies/build/chapters_v2/PSQ/document/PSQ_Package_v2/PSQ2/SOP_PSQ2_quality_improvement_programme.docx
@@ -449,13 +449,12 @@
           <w:b/>
           <w:i/>
         </w:rPr>
-        <w:t xml:space="preserve">Why this step matters: </w:t>
+        <w:t>Why this step matters: Without a properly constituted committee and real minutes, quality improvement has no engine actually driving it.</w:t>
       </w:r>
       <w:r>
         <w:rPr>
           <w:i/>
         </w:rPr>
-        <w:t>This is the paper trail that proves the requirement was actually carried out, not just described in the policy. NABH checks this as part of how a genuine patient-safety and quality programme actually runs.</w:t>
       </w:r>
     </w:p>
     <w:p>
@@ -487,7 +486,7 @@
           <w:i/>
           <w:sz w:val="18"/>
         </w:rPr>
-        <w:t>National Accreditation Board for Hospitals and Healthcare Providers. Accreditation Standards for Hospitals, 6th Edition, PSQ.2.</w:t>
+        <w:t>National Accreditation Board for Hospitals and Healthcare Providers. (2025). NABH accreditation standards for hospitals (6th ed.), PSQ.2. ISBN 978-81-965264-9-8. https://portal.nabh.co/images/Standards/NABH%20Hospital%20Accreditation%20Standard%206th%20Edition%20January%202025.pdf</w:t>
       </w:r>
     </w:p>
     <w:p>
@@ -504,13 +503,12 @@
           <w:b/>
           <w:i/>
         </w:rPr>
-        <w:t xml:space="preserve">Why this step matters: </w:t>
+        <w:t>Why this step matters: Without one master document describing how QI actually works here, every department ends up inventing its own method, and nothing is comparable or auditable across the hospital.</w:t>
       </w:r>
       <w:r>
         <w:rPr>
           <w:i/>
         </w:rPr>
-        <w:t>This is the paper trail that proves the requirement was actually carried out, not just described in the policy. NABH checks this as part of how a genuine patient-safety and quality programme actually runs.</w:t>
       </w:r>
     </w:p>
     <w:p>
@@ -542,7 +540,7 @@
           <w:i/>
           <w:sz w:val="18"/>
         </w:rPr>
-        <w:t>National Accreditation Board for Hospitals and Healthcare Providers. Accreditation Standards for Hospitals, 6th Edition, PSQ.2.</w:t>
+        <w:t>National Accreditation Board for Hospitals and Healthcare Providers. (2025). NABH accreditation standards for hospitals (6th ed.), PSQ.2. ISBN 978-81-965264-9-8. https://portal.nabh.co/images/Standards/NABH%20Hospital%20Accreditation%20Standard%206th%20Edition%20January%202025.pdf</w:t>
       </w:r>
     </w:p>
     <w:p>
@@ -559,13 +557,12 @@
           <w:b/>
           <w:i/>
         </w:rPr>
-        <w:t xml:space="preserve">Why this step matters: </w:t>
+        <w:t>Why this step matters: Rolling out an untested change hospital-wide risks scaling a mistake, not a fix — a small-scale test first is what tells you which it is.</w:t>
       </w:r>
       <w:r>
         <w:rPr>
           <w:i/>
         </w:rPr>
-        <w:t>This is the paper trail that proves the requirement was actually carried out, not just described in the policy. NABH checks this as part of how a genuine patient-safety and quality programme actually runs.</w:t>
       </w:r>
     </w:p>
     <w:p>
@@ -624,13 +621,12 @@
           <w:b/>
           <w:i/>
         </w:rPr>
-        <w:t xml:space="preserve">Why this step matters: </w:t>
+        <w:t>Why this step matters: Appropriateness review catches care that's technically correct but still not the right call for this particular patient — a gap a plain compliance audit misses entirely.</w:t>
       </w:r>
       <w:r>
         <w:rPr>
           <w:i/>
         </w:rPr>
-        <w:t>This is the paper trail that proves the requirement was actually carried out, not just described in the policy. NABH checks this as part of how a genuine patient-safety and quality programme actually runs.</w:t>
       </w:r>
     </w:p>
     <w:p>
@@ -689,13 +685,12 @@
           <w:b/>
           <w:i/>
         </w:rPr>
-        <w:t xml:space="preserve">Why this step matters: </w:t>
+        <w:t>Why this step matters: Without one person responsible for seeing all QI activity across departments, the same problem can get 'fixed' independently three times, or never at all.</w:t>
       </w:r>
       <w:r>
         <w:rPr>
           <w:i/>
         </w:rPr>
-        <w:t>This is the paper trail that proves the requirement was actually carried out, not just described in the policy. NABH checks this as part of how a genuine patient-safety and quality programme actually runs.</w:t>
       </w:r>
     </w:p>
     <w:p>
@@ -727,7 +722,7 @@
           <w:i/>
           <w:sz w:val="18"/>
         </w:rPr>
-        <w:t>National Accreditation Board for Hospitals and Healthcare Providers. Accreditation Standards for Hospitals, 6th Edition, PSQ.2.</w:t>
+        <w:t>National Accreditation Board for Hospitals and Healthcare Providers. (2025). NABH accreditation standards for hospitals (6th ed.), PSQ.2. ISBN 978-81-965264-9-8. https://portal.nabh.co/images/Standards/NABH%20Hospital%20Accreditation%20Standard%206th%20Edition%20January%202025.pdf</w:t>
       </w:r>
     </w:p>
     <w:p>
@@ -744,13 +739,12 @@
           <w:b/>
           <w:i/>
         </w:rPr>
-        <w:t xml:space="preserve">Why this step matters: </w:t>
+        <w:t>Why this step matters: A programme only looked at once a year can drift off track for eleven months before anyone notices.</w:t>
       </w:r>
       <w:r>
         <w:rPr>
           <w:i/>
         </w:rPr>
-        <w:t>This is the paper trail that proves the requirement was actually carried out, not just described in the policy. NABH checks this as part of how a genuine patient-safety and quality programme actually runs.</w:t>
       </w:r>
     </w:p>
     <w:p>
@@ -777,7 +771,7 @@
           <w:i/>
           <w:sz w:val="18"/>
         </w:rPr>
-        <w:t>National Accreditation Board for Hospitals and Healthcare Providers. Accreditation Standards for Hospitals, 6th Edition, PSQ.2.</w:t>
+        <w:t>National Accreditation Board for Hospitals and Healthcare Providers. (2025). NABH accreditation standards for hospitals (6th ed.), PSQ.2. ISBN 978-81-965264-9-8. https://portal.nabh.co/images/Standards/NABH%20Hospital%20Accreditation%20Standard%206th%20Edition%20January%202025.pdf</w:t>
       </w:r>
     </w:p>
     <w:p>
@@ -794,13 +788,12 @@
           <w:b/>
           <w:i/>
         </w:rPr>
-        <w:t xml:space="preserve">Why this step matters: </w:t>
+        <w:t>Why this step matters: Skip the annual review and the whole QI programme stops responding to what the hospital's own data is actually telling it.</w:t>
       </w:r>
       <w:r>
         <w:rPr>
           <w:i/>
         </w:rPr>
-        <w:t>This is the paper trail that proves the requirement was actually carried out, not just described in the policy. NABH checks this as part of how a genuine patient-safety and quality programme actually runs.</w:t>
       </w:r>
     </w:p>
     <w:p>
@@ -827,7 +820,7 @@
           <w:i/>
           <w:sz w:val="18"/>
         </w:rPr>
-        <w:t>National Accreditation Board for Hospitals and Healthcare Providers. Accreditation Standards for Hospitals, 6th Edition, PSQ.2.</w:t>
+        <w:t>National Accreditation Board for Hospitals and Healthcare Providers. (2025). NABH accreditation standards for hospitals (6th ed.), PSQ.2. ISBN 978-81-965264-9-8. https://portal.nabh.co/images/Standards/NABH%20Hospital%20Accreditation%20Standard%206th%20Edition%20January%202025.pdf</w:t>
       </w:r>
     </w:p>
     <w:p>
@@ -844,13 +837,12 @@
           <w:b/>
           <w:i/>
         </w:rPr>
-        <w:t xml:space="preserve">Why this step matters: </w:t>
+        <w:t>Why this step matters: Without a defined rolling schedule, internal audits happen to whichever department remembers to ask, not the ones that actually need checking.</w:t>
       </w:r>
       <w:r>
         <w:rPr>
           <w:i/>
         </w:rPr>
-        <w:t>This is the paper trail that proves the requirement was actually carried out, not just described in the policy. NABH checks this as part of how a genuine patient-safety and quality programme actually runs.</w:t>
       </w:r>
     </w:p>
     <w:p>
@@ -909,13 +901,12 @@
           <w:b/>
           <w:i/>
         </w:rPr>
-        <w:t xml:space="preserve">Why this step matters: </w:t>
+        <w:t>Why this step matters: Nursing-specific indicators catch problems that aggregate hospital-wide metrics can hide, because care quality often varies sharply ward to ward.</w:t>
       </w:r>
       <w:r>
         <w:rPr>
           <w:i/>
         </w:rPr>
-        <w:t>This is the paper trail that proves the requirement was actually carried out, not just described in the policy. NABH checks this as part of how a genuine patient-safety and quality programme actually runs.</w:t>
       </w:r>
     </w:p>
     <w:p>
@@ -1031,7 +1022,7 @@
         <w:rPr>
           <w:i/>
         </w:rPr>
-        <w:t>NABH — Accreditation Standards for Hospitals, 6th Edition, PSQ.2 — named source, no working link could be verified from here; check directly.</w:t>
+        <w:t>National Accreditation Board for Hospitals and Healthcare Providers. (2025). NABH accreditation standards for hospitals (6th ed.), PSQ.2. ISBN 978-81-965264-9-8. https://portal.nabh.co/images/Standards/NABH%20Hospital%20Accreditation%20Standard%206th%20Edition%20January%202025.pdf</w:t>
       </w:r>
     </w:p>
     <w:p>

--- a/policies/build/chapters_v2/PSQ/document/PSQ_Package_v2/PSQ2/SOP_PSQ2_quality_improvement_programme.docx
+++ b/policies/build/chapters_v2/PSQ/document/PSQ_Package_v2/PSQ2/SOP_PSQ2_quality_improvement_programme.docx
@@ -481,13 +481,16 @@
       <w:pPr>
         <w:pStyle w:val="ListParagraph"/>
       </w:pPr>
-      <w:r>
-        <w:rPr>
-          <w:i/>
-          <w:sz w:val="18"/>
-        </w:rPr>
-        <w:t>National Accreditation Board for Hospitals and Healthcare Providers. (2025). NABH accreditation standards for hospitals (6th ed.), PSQ.2. ISBN 978-81-965264-9-8. https://portal.nabh.co/images/Standards/NABH%20Hospital%20Accreditation%20Standard%206th%20Edition%20January%202025.pdf</w:t>
-      </w:r>
+      <w:hyperlink r:id="rId12">
+        <w:r>
+          <w:rPr>
+            <w:rStyle w:val="Hyperlink"/>
+            <w:i/>
+            <w:sz w:val="18"/>
+          </w:rPr>
+          <w:t>National Accreditation Board for Hospitals and Healthcare Providers. (2025). NABH accreditation standards for hospitals (6th ed.), PSQ.2. ISBN 978-81-965264-9-8. https://portal.nabh.co/images/Standards/NABH%20Hospital%20Accreditation%20Standard%206th%20Edition%20January%202025.pdf</w:t>
+        </w:r>
+      </w:hyperlink>
     </w:p>
     <w:p>
       <w:pPr>
@@ -535,13 +538,16 @@
       <w:pPr>
         <w:pStyle w:val="ListParagraph"/>
       </w:pPr>
-      <w:r>
-        <w:rPr>
-          <w:i/>
-          <w:sz w:val="18"/>
-        </w:rPr>
-        <w:t>National Accreditation Board for Hospitals and Healthcare Providers. (2025). NABH accreditation standards for hospitals (6th ed.), PSQ.2. ISBN 978-81-965264-9-8. https://portal.nabh.co/images/Standards/NABH%20Hospital%20Accreditation%20Standard%206th%20Edition%20January%202025.pdf</w:t>
-      </w:r>
+      <w:hyperlink r:id="rId12">
+        <w:r>
+          <w:rPr>
+            <w:rStyle w:val="Hyperlink"/>
+            <w:i/>
+            <w:sz w:val="18"/>
+          </w:rPr>
+          <w:t>National Accreditation Board for Hospitals and Healthcare Providers. (2025). NABH accreditation standards for hospitals (6th ed.), PSQ.2. ISBN 978-81-965264-9-8. https://portal.nabh.co/images/Standards/NABH%20Hospital%20Accreditation%20Standard%206th%20Edition%20January%202025.pdf</w:t>
+        </w:r>
+      </w:hyperlink>
     </w:p>
     <w:p>
       <w:pPr>
@@ -717,13 +723,16 @@
       <w:pPr>
         <w:pStyle w:val="ListParagraph"/>
       </w:pPr>
-      <w:r>
-        <w:rPr>
-          <w:i/>
-          <w:sz w:val="18"/>
-        </w:rPr>
-        <w:t>National Accreditation Board for Hospitals and Healthcare Providers. (2025). NABH accreditation standards for hospitals (6th ed.), PSQ.2. ISBN 978-81-965264-9-8. https://portal.nabh.co/images/Standards/NABH%20Hospital%20Accreditation%20Standard%206th%20Edition%20January%202025.pdf</w:t>
-      </w:r>
+      <w:hyperlink r:id="rId12">
+        <w:r>
+          <w:rPr>
+            <w:rStyle w:val="Hyperlink"/>
+            <w:i/>
+            <w:sz w:val="18"/>
+          </w:rPr>
+          <w:t>National Accreditation Board for Hospitals and Healthcare Providers. (2025). NABH accreditation standards for hospitals (6th ed.), PSQ.2. ISBN 978-81-965264-9-8. https://portal.nabh.co/images/Standards/NABH%20Hospital%20Accreditation%20Standard%206th%20Edition%20January%202025.pdf</w:t>
+        </w:r>
+      </w:hyperlink>
     </w:p>
     <w:p>
       <w:pPr>
@@ -766,13 +775,16 @@
       <w:pPr>
         <w:pStyle w:val="ListParagraph"/>
       </w:pPr>
-      <w:r>
-        <w:rPr>
-          <w:i/>
-          <w:sz w:val="18"/>
-        </w:rPr>
-        <w:t>National Accreditation Board for Hospitals and Healthcare Providers. (2025). NABH accreditation standards for hospitals (6th ed.), PSQ.2. ISBN 978-81-965264-9-8. https://portal.nabh.co/images/Standards/NABH%20Hospital%20Accreditation%20Standard%206th%20Edition%20January%202025.pdf</w:t>
-      </w:r>
+      <w:hyperlink r:id="rId12">
+        <w:r>
+          <w:rPr>
+            <w:rStyle w:val="Hyperlink"/>
+            <w:i/>
+            <w:sz w:val="18"/>
+          </w:rPr>
+          <w:t>National Accreditation Board for Hospitals and Healthcare Providers. (2025). NABH accreditation standards for hospitals (6th ed.), PSQ.2. ISBN 978-81-965264-9-8. https://portal.nabh.co/images/Standards/NABH%20Hospital%20Accreditation%20Standard%206th%20Edition%20January%202025.pdf</w:t>
+        </w:r>
+      </w:hyperlink>
     </w:p>
     <w:p>
       <w:pPr>
@@ -815,13 +827,16 @@
       <w:pPr>
         <w:pStyle w:val="ListParagraph"/>
       </w:pPr>
-      <w:r>
-        <w:rPr>
-          <w:i/>
-          <w:sz w:val="18"/>
-        </w:rPr>
-        <w:t>National Accreditation Board for Hospitals and Healthcare Providers. (2025). NABH accreditation standards for hospitals (6th ed.), PSQ.2. ISBN 978-81-965264-9-8. https://portal.nabh.co/images/Standards/NABH%20Hospital%20Accreditation%20Standard%206th%20Edition%20January%202025.pdf</w:t>
-      </w:r>
+      <w:hyperlink r:id="rId12">
+        <w:r>
+          <w:rPr>
+            <w:rStyle w:val="Hyperlink"/>
+            <w:i/>
+            <w:sz w:val="18"/>
+          </w:rPr>
+          <w:t>National Accreditation Board for Hospitals and Healthcare Providers. (2025). NABH accreditation standards for hospitals (6th ed.), PSQ.2. ISBN 978-81-965264-9-8. https://portal.nabh.co/images/Standards/NABH%20Hospital%20Accreditation%20Standard%206th%20Edition%20January%202025.pdf</w:t>
+        </w:r>
+      </w:hyperlink>
     </w:p>
     <w:p>
       <w:pPr>
@@ -1018,12 +1033,15 @@
       <w:pPr>
         <w:pStyle w:val="ListParagraph"/>
       </w:pPr>
-      <w:r>
-        <w:rPr>
-          <w:i/>
-        </w:rPr>
-        <w:t>National Accreditation Board for Hospitals and Healthcare Providers. (2025). NABH accreditation standards for hospitals (6th ed.), PSQ.2. ISBN 978-81-965264-9-8. https://portal.nabh.co/images/Standards/NABH%20Hospital%20Accreditation%20Standard%206th%20Edition%20January%202025.pdf</w:t>
-      </w:r>
+      <w:hyperlink r:id="rId12">
+        <w:r>
+          <w:rPr>
+            <w:rStyle w:val="Hyperlink"/>
+            <w:i/>
+          </w:rPr>
+          <w:t>National Accreditation Board for Hospitals and Healthcare Providers. (2025). NABH accreditation standards for hospitals (6th ed.), PSQ.2. ISBN 978-81-965264-9-8. https://portal.nabh.co/images/Standards/NABH%20Hospital%20Accreditation%20Standard%206th%20Edition%20January%202025.pdf</w:t>
+        </w:r>
+      </w:hyperlink>
     </w:p>
     <w:p>
       <w:pPr>
